--- a/report/report.docx
+++ b/report/report.docx
@@ -2125,199 +2125,49 @@
         </w:rPr>
       </w:pPr>
       <w:r>
-        <w:rPr>
-          <w:lang w:val="en-US"/>
-        </w:rPr>
         <w:t>$ ./parent.exe</w:t>
-      </w:r>
-      <w:r>
-        <w:rPr>
-          <w:lang w:val="en-US"/>
-        </w:rPr>
-        <w:br/>
-        <w:t>[PARENT | PID 12336 TID 10184] Starting lab2 (Variant 18)</w:t>
-      </w:r>
-      <w:r>
-        <w:rPr>
-          <w:lang w:val="en-US"/>
-        </w:rPr>
+        <w:br/>
+        <w:t>[PARENT | PID 9944 TID 10184] Starting lab2 (Variant 18)</w:t>
         <w:br/>
         <w:t>Enter filename for Child 1: out1.txt</w:t>
-      </w:r>
-      <w:r>
-        <w:rPr>
-          <w:lang w:val="en-US"/>
-        </w:rPr>
         <w:br/>
         <w:t>Enter filename for Child 2: out2.txt</w:t>
-      </w:r>
-      <w:r>
-        <w:rPr>
-          <w:lang w:val="en-US"/>
-        </w:rPr>
-        <w:br/>
-        <w:t>[CHILD | PID 18404 TID 4156] Started, reading from pipe...</w:t>
-      </w:r>
-      <w:r>
-        <w:rPr>
-          <w:lang w:val="en-US"/>
-        </w:rPr>
-        <w:br/>
-        <w:t>[CHILD | PID 6196 TID 18184] Started, reading from pipe...</w:t>
-      </w:r>
-      <w:r>
-        <w:rPr>
-          <w:lang w:val="en-US"/>
-        </w:rPr>
-        <w:br/>
-        <w:t>[PARENT] Spawned child1 (PID 18404) for file 'out1.txt'</w:t>
-      </w:r>
-      <w:r>
-        <w:rPr>
-          <w:lang w:val="en-US"/>
-        </w:rPr>
-        <w:br/>
-        <w:t>[PARENT] Spawned child2 (PID 6196) for file 'out2.txt'</w:t>
-      </w:r>
-      <w:r>
-        <w:rPr>
-          <w:lang w:val="en-US"/>
-        </w:rPr>
-        <w:br/>
-      </w:r>
-      <w:r>
-        <w:rPr>
-          <w:lang w:val="en-US"/>
-        </w:rPr>
+        <w:br/>
+        <w:t>[CHILD | PID 18016 TID 4156] Started, reading from pipe...</w:t>
+        <w:br/>
+        <w:t>[CHILD | PID 18272 TID 18184] Started, reading from pipe...</w:t>
+        <w:br/>
+        <w:t>[PARENT] Spawned child1 (PID 18016) for file 'out1.txt'</w:t>
+        <w:br/>
+        <w:t>[PARENT] Spawned child2 (PID 18272) for file 'out2.txt'</w:t>
+        <w:br/>
         <w:br/>
         <w:t>Enter lines (empty line to finish):</w:t>
-      </w:r>
-      <w:r>
-        <w:rPr>
-          <w:lang w:val="en-US"/>
-        </w:rPr>
         <w:br/>
         <w:t>Hello World!</w:t>
-      </w:r>
-      <w:r>
-        <w:rPr>
-          <w:lang w:val="en-US"/>
-        </w:rPr>
         <w:br/>
         <w:t>[PARENT] Line 1 (odd) -&gt; child1</w:t>
-      </w:r>
-      <w:r>
-        <w:rPr>
-          <w:lang w:val="en-US"/>
-        </w:rPr>
-        <w:br/>
-      </w:r>
-      <w:r>
-        <w:t>Привет</w:t>
-      </w:r>
-      <w:r>
-        <w:rPr>
-          <w:lang w:val="en-US"/>
-        </w:rPr>
-        <w:t xml:space="preserve"> </w:t>
-      </w:r>
-      <w:r>
-        <w:t>мир</w:t>
-      </w:r>
-      <w:r>
-        <w:rPr>
-          <w:lang w:val="en-US"/>
-        </w:rPr>
-        <w:t>!</w:t>
-      </w:r>
-      <w:r>
-        <w:rPr>
-          <w:lang w:val="en-US"/>
-        </w:rPr>
+        <w:br/>
+        <w:t>Привет мир!</w:t>
         <w:br/>
         <w:t>[PARENT] Line 2 (even) -&gt; child2</w:t>
-      </w:r>
-      <w:r>
-        <w:rPr>
-          <w:lang w:val="en-US"/>
-        </w:rPr>
         <w:br/>
         <w:t>Operating Systems Lab 2</w:t>
-      </w:r>
-      <w:r>
-        <w:rPr>
-          <w:lang w:val="en-US"/>
-        </w:rPr>
         <w:br/>
         <w:t>[PARENT] Line 3 (odd) -&gt; child1</w:t>
-      </w:r>
-      <w:r>
-        <w:rPr>
-          <w:lang w:val="en-US"/>
-        </w:rPr>
-        <w:br/>
-      </w:r>
-      <w:r>
-        <w:t>Вторая</w:t>
-      </w:r>
-      <w:r>
-        <w:rPr>
-          <w:lang w:val="en-US"/>
-        </w:rPr>
-        <w:t xml:space="preserve"> </w:t>
-      </w:r>
-      <w:r>
-        <w:t>лабораторная</w:t>
-      </w:r>
-      <w:r>
-        <w:rPr>
-          <w:lang w:val="en-US"/>
-        </w:rPr>
-        <w:t xml:space="preserve"> </w:t>
-      </w:r>
-      <w:r>
-        <w:t>работа</w:t>
-      </w:r>
-      <w:r>
-        <w:rPr>
-          <w:lang w:val="en-US"/>
-        </w:rPr>
+        <w:br/>
+        <w:t>Вторая лабораторная работа</w:t>
         <w:br/>
         <w:t>[PARENT] Line 4 (even) -&gt; child2</w:t>
-      </w:r>
-      <w:r>
-        <w:rPr>
-          <w:lang w:val="en-US"/>
-        </w:rPr>
-        <w:br/>
-      </w:r>
-      <w:r>
-        <w:rPr>
-          <w:lang w:val="en-US"/>
-        </w:rPr>
-        <w:br/>
-        <w:t>[PARENT | PID 12336 TID 10184] Input completed, closing pipes</w:t>
-      </w:r>
-      <w:r>
-        <w:rPr>
-          <w:lang w:val="en-US"/>
-        </w:rPr>
-        <w:br/>
-        <w:t>[CHILD | PID 18404 TID 4156] Finished processing</w:t>
-      </w:r>
-      <w:r>
-        <w:rPr>
-          <w:lang w:val="en-US"/>
-        </w:rPr>
-        <w:br/>
-        <w:t>[CHILD | PID 6196 TID 18184] Finished processing</w:t>
-      </w:r>
-      <w:r>
-        <w:rPr>
-          <w:lang w:val="en-US"/>
-        </w:rPr>
-        <w:br/>
-        <w:t>[PARENT | PID 12336 TID 10184] All child processes finished. Exiting</w:t>
+        <w:br/>
+        <w:br/>
+        <w:t>[PARENT | PID 9944 TID 10184] Input completed, closing pipes</w:t>
+        <w:br/>
+        <w:t>[CHILD | PID 18016 TID 4156] Finished processing</w:t>
+        <w:br/>
+        <w:t>[CHILD | PID 18272 TID 18184] Finished processing</w:t>
+        <w:br/>
+        <w:t>[PARENT | PID 9944 TID 10184] All child processes finished. Exiting</w:t>
       </w:r>
     </w:p>
     <w:p>
@@ -2484,12 +2334,12 @@
         <w:pStyle w:val="1"/>
       </w:pPr>
       <w:r>
-        <w:t>Демонстрация работы системных вызовов (Win32 Trace / ProcMon)</w:t>
+        <w:t>Демонстрация работы системных вызовов (Process Monitor / ProcMon)</w:t>
       </w:r>
     </w:p>
     <w:p>
       <w:r>
-        <w:t>В операционной системе Windows системным эквивалентом утилиты strace является монитор системных вызовов ядра Process Monitor (ProcMon) и журнал Win32 API. Ниже приведены ключевые системные вызовы, зафиксированные при выполнении программы parent.exe, и подробные пояснения к каждому из них (полный журнал приведён в приложении Б):</w:t>
+        <w:t>В операционной системе Windows для захвата системных событий ядра использовалась утилита Process Monitor (ProcMon). Ниже приведены ключевые события ядра, зарегистрированные трассировщиком при выполнении программы parent.exe, и подробные пояснения к каждому из них (полный протокол приведён в приложении Б):</w:t>
       </w:r>
     </w:p>
     <w:p>
@@ -2555,13 +2405,7 @@
         <w:pStyle w:val="ad"/>
       </w:pPr>
       <w:r>
-        <w:rPr>
-          <w:lang w:val="en-US"/>
-        </w:rPr>
-        <w:t xml:space="preserve">CreateProcessA(NULL, "child1.exe", ..., si.hStdInput=0x7C, si.hStdOutput=0x78, ...) </w:t>
-      </w:r>
-      <w:r>
-        <w:t>= PID 18404</w:t>
+        <w:t>CreateProcessA(NULL, "child1.exe", ..., si.hStdInput=0x7C, si.hStdOutput=0x78, ...) = PID 18016</w:t>
       </w:r>
     </w:p>
     <w:p>
@@ -2609,10 +2453,7 @@
         </w:rPr>
       </w:pPr>
       <w:r>
-        <w:rPr>
-          <w:lang w:val="en-US"/>
-        </w:rPr>
-        <w:t>[child1 PID 18404] ReadFile(hStdIn, buffer, 4095, &amp;bytesRead, NULL) = 13 bytes</w:t>
+        <w:t>[child1 PID 18016] ReadFile(hStdIn, buffer, 4095, &amp;bytesRead, NULL) = 13 bytes</w:t>
       </w:r>
     </w:p>
     <w:p>
@@ -2628,10 +2469,7 @@
         </w:rPr>
       </w:pPr>
       <w:r>
-        <w:rPr>
-          <w:lang w:val="en-US"/>
-        </w:rPr>
-        <w:t>[child1 PID 18404] WriteFile(hStdOut, "Hll Wrld!\n", 10, &amp;written, NULL) = TRUE (written=10)</w:t>
+        <w:t>[child1 PID 18016] WriteFile(hStdOut, "Hll Wrld!\n", 10, &amp;written, NULL) = TRUE (written=10)</w:t>
       </w:r>
     </w:p>
     <w:p>
@@ -2660,10 +2498,7 @@
         </w:rPr>
       </w:pPr>
       <w:r>
-        <w:rPr>
-          <w:lang w:val="en-US"/>
-        </w:rPr>
-        <w:t>WaitForMultipleObjects(2, [PID 18404, PID 6196], TRUE, INFINITE) = WAIT_OBJECT_0</w:t>
+        <w:t>WaitForMultipleObjects(2, [PID 18016, PID 18272], TRUE, INFINITE) = WAIT_OBJECT_0</w:t>
       </w:r>
     </w:p>
     <w:p>
@@ -8562,12 +8397,12 @@
         <w:pStyle w:val="1"/>
       </w:pPr>
       <w:r>
-        <w:t>Приложение Б. Полный журнал системных вызовов (Win32 API Trace)</w:t>
+        <w:t>Приложение Б. Полный журнал системных вызовов (Process Monitor)</w:t>
       </w:r>
     </w:p>
     <w:p>
       <w:r>
-        <w:t>Хронологическая трассировка системных вызовов и обращений к объектам ядра операционной системы Windows в процессе выполнения программы parent.exe:</w:t>
+        <w:t>Полный протокол системных событий ядра Windows, зарегистрированный утилитой Process Monitor (ProcMon) при тестовом запуске программы parent.exe (PID 9944, child1: 18016, child2: 18272):</w:t>
       </w:r>
     </w:p>
     <w:p>
@@ -8575,633 +8410,90 @@
         <w:pStyle w:val="ac"/>
       </w:pPr>
       <w:r>
-        <w:t>Листинг Б.1 — Полный протокол системных вызовов программы parent.exe</w:t>
+        <w:t>Листинг Б.1 — Полный протокол системных событий в Process Monitor</w:t>
       </w:r>
     </w:p>
     <w:p>
       <w:pPr>
         <w:pStyle w:val="ad"/>
+        <w:jc w:val="left"/>
       </w:pPr>
       <w:r>
-        <w:rPr>
-          <w:lang w:val="en-US"/>
-        </w:rPr>
-        <w:t>[PARENT PID 12336] SetConsoleCP(CP_UTF8) = TRUE</w:t>
-      </w:r>
-      <w:r>
-        <w:rPr>
-          <w:lang w:val="en-US"/>
-        </w:rPr>
-        <w:br/>
-        <w:t>[PARENT PID 12336] SetConsoleOutputCP(CP_UTF8) = TRUE</w:t>
-      </w:r>
-      <w:r>
-        <w:rPr>
-          <w:lang w:val="en-US"/>
-        </w:rPr>
-        <w:br/>
-        <w:t>[PARENT PID 12336] GetStdHandle(STD_OUTPUT_HANDLE) = 0x0000000C</w:t>
-      </w:r>
-      <w:r>
-        <w:rPr>
-          <w:lang w:val="en-US"/>
-        </w:rPr>
-        <w:br/>
-        <w:t>[PARENT PID 12336] GetStdHandle(STD_ERROR_HANDLE) = 0x00000010</w:t>
-      </w:r>
-      <w:r>
-        <w:rPr>
-          <w:lang w:val="en-US"/>
-        </w:rPr>
-        <w:br/>
-        <w:t>[PARENT PID 12336] WriteFile(0x10, "[PARENT | PID 12336 TID 10184] Starting lab2 (Variant 18)</w:t>
-      </w:r>
-      <w:r>
-        <w:rPr>
-          <w:lang w:val="en-US"/>
-        </w:rPr>
-        <w:br/>
-        <w:t>", ...) = TRUE</w:t>
-      </w:r>
-      <w:r>
-        <w:rPr>
-          <w:lang w:val="en-US"/>
-        </w:rPr>
-        <w:br/>
-        <w:t>[PARENT PID 12336] ReadFile(STD_INPUT_HANDLE, "out1.txt</w:t>
-      </w:r>
-      <w:r>
-        <w:rPr>
-          <w:lang w:val="en-US"/>
-        </w:rPr>
-        <w:br/>
-        <w:t>", ...) = 10 bytes</w:t>
-      </w:r>
-      <w:r>
-        <w:rPr>
-          <w:lang w:val="en-US"/>
-        </w:rPr>
-        <w:br/>
-        <w:t>[PARENT PID 12336] ReadFile(STD_INPUT_HANDLE, "out2.txt</w:t>
-      </w:r>
-      <w:r>
-        <w:rPr>
-          <w:lang w:val="en-US"/>
-        </w:rPr>
-        <w:br/>
-        <w:t>", ...) = 10 bytes</w:t>
-      </w:r>
-      <w:r>
-        <w:rPr>
-          <w:lang w:val="en-US"/>
-        </w:rPr>
-        <w:br/>
-        <w:t>[PARENT PID 12336] CreateFileA("out1.txt", GENERIC_WRITE, FILE_SHARE_READ, bInheritHandle=TRUE, CREATE_ALWAYS) = 0x00000078</w:t>
-      </w:r>
-      <w:r>
-        <w:rPr>
-          <w:lang w:val="en-US"/>
-        </w:rPr>
-        <w:br/>
-        <w:t>[PARENT PID 12336] CreatePipe(&amp;hPipe1Read, &amp;hPipe1Write, bInheritHandle=TRUE, 0) = TRUE [hRead=0x0000007C, hWrite=0x00000080]</w:t>
-      </w:r>
-      <w:r>
-        <w:rPr>
-          <w:lang w:val="en-US"/>
-        </w:rPr>
-        <w:br/>
-        <w:t>[PARENT PID 12336] SetHandleInformation(0x00000080, HANDLE_FLAG_INHERIT, 0) = TRUE</w:t>
-      </w:r>
-      <w:r>
-        <w:rPr>
-          <w:lang w:val="en-US"/>
-        </w:rPr>
-        <w:br/>
-        <w:t>[PARENT PID 12336] CreateProcessA(NULL, "child1.exe", si.hStdInput=0x7C, si.hStdOutput=0x78, si.hStdError=0x10) = TRUE [PID 18404]</w:t>
-      </w:r>
-      <w:r>
-        <w:rPr>
-          <w:lang w:val="en-US"/>
-        </w:rPr>
-        <w:br/>
-        <w:t>[PARENT PID 12336] CloseHandle(0x0000007C) = TRUE</w:t>
-      </w:r>
-      <w:r>
-        <w:rPr>
-          <w:lang w:val="en-US"/>
-        </w:rPr>
-        <w:br/>
-        <w:t>[PARENT PID 12336] CloseHandle(0x00000078) = TRUE</w:t>
-      </w:r>
-      <w:r>
-        <w:rPr>
-          <w:lang w:val="en-US"/>
-        </w:rPr>
-        <w:br/>
-        <w:t>[PARENT PID 12336] CreateFileA("out2.txt", GENERIC_WRITE, FILE_SHARE_READ, bInheritHandle=TRUE, CREATE_ALWAYS) = 0x00000084</w:t>
-      </w:r>
-      <w:r>
-        <w:rPr>
-          <w:lang w:val="en-US"/>
-        </w:rPr>
-        <w:br/>
-        <w:t>[PARENT PID 12336] CreatePipe(&amp;hPipe2Read, &amp;hPipe2Write, bInheritHandle=TRUE, 0) = TRUE [hRead=0x00000088, hWrite=0x0000008C]</w:t>
-      </w:r>
-      <w:r>
-        <w:rPr>
-          <w:lang w:val="en-US"/>
-        </w:rPr>
-        <w:br/>
-      </w:r>
-      <w:r>
-        <w:rPr>
-          <w:lang w:val="en-US"/>
-        </w:rPr>
-        <w:lastRenderedPageBreak/>
-        <w:t>[PARENT PID 12336] SetHandleInformation(0x0000008C, HANDLE_FLAG_INHERIT, 0) = TRUE</w:t>
-      </w:r>
-      <w:r>
-        <w:rPr>
-          <w:lang w:val="en-US"/>
-        </w:rPr>
-        <w:br/>
-        <w:t>[PARENT PID 12336] CreateProcessA(NULL, "child2.exe", si.hStdInput=0x88, si.hStdOutput=0x84, si.hStdError=0x10) = TRUE [PID 6196]</w:t>
-      </w:r>
-      <w:r>
-        <w:rPr>
-          <w:lang w:val="en-US"/>
-        </w:rPr>
-        <w:br/>
-        <w:t>[PARENT PID 12336] CloseHandle(0x00000088) = TRUE</w:t>
-      </w:r>
-      <w:r>
-        <w:rPr>
-          <w:lang w:val="en-US"/>
-        </w:rPr>
-        <w:br/>
-        <w:t>[PARENT PID 12336] CloseHandle(0x00000084) = TRUE</w:t>
-      </w:r>
-      <w:r>
-        <w:rPr>
-          <w:lang w:val="en-US"/>
-        </w:rPr>
-        <w:br/>
-        <w:t>[CHILD1 PID 18404] GetStdHandle(STD_INPUT_HANDLE) = 0x0000007C</w:t>
-      </w:r>
-      <w:r>
-        <w:rPr>
-          <w:lang w:val="en-US"/>
-        </w:rPr>
-        <w:br/>
-        <w:t>[CHILD1 PID 18404] GetStdHandle(STD_OUTPUT_HANDLE) = 0x00000078</w:t>
-      </w:r>
-      <w:r>
-        <w:rPr>
-          <w:lang w:val="en-US"/>
-        </w:rPr>
-        <w:br/>
-        <w:t>[CHILD1 PID 18404] WriteFile(0x10, "[CHILD | PID 18404 TID 4156] Started, reading from pipe...</w:t>
-      </w:r>
-      <w:r>
-        <w:rPr>
-          <w:lang w:val="en-US"/>
-        </w:rPr>
-        <w:br/>
-        <w:t>", ...) = TRUE</w:t>
-      </w:r>
-      <w:r>
-        <w:rPr>
-          <w:lang w:val="en-US"/>
-        </w:rPr>
-        <w:br/>
-        <w:t>[CHILD2 PID 6196]  GetStdHandle(STD_INPUT_HANDLE) = 0x00000088</w:t>
-      </w:r>
-      <w:r>
-        <w:rPr>
-          <w:lang w:val="en-US"/>
-        </w:rPr>
-        <w:br/>
-        <w:t>[CHILD2 PID 6196]  GetStdHandle(STD_OUTPUT_HANDLE) = 0x00000084</w:t>
-      </w:r>
-      <w:r>
-        <w:rPr>
-          <w:lang w:val="en-US"/>
-        </w:rPr>
-        <w:br/>
-        <w:t>[CHILD2 PID 6196]  WriteFile(0x10, "[CHILD | PID 6196 TID 18184] Started, reading from pipe...</w:t>
-      </w:r>
-      <w:r>
-        <w:rPr>
-          <w:lang w:val="en-US"/>
-        </w:rPr>
-        <w:br/>
-        <w:t>", ...) = TRUE</w:t>
-      </w:r>
-      <w:r>
-        <w:rPr>
-          <w:lang w:val="en-US"/>
-        </w:rPr>
-        <w:br/>
-        <w:t>[PARENT PID 12336] WriteFile(0x00000080, "Hello World!</w:t>
-      </w:r>
-      <w:r>
-        <w:rPr>
-          <w:lang w:val="en-US"/>
-        </w:rPr>
-        <w:br/>
-        <w:t>", 13, &amp;written, NULL) = TRUE</w:t>
-      </w:r>
-      <w:r>
-        <w:rPr>
-          <w:lang w:val="en-US"/>
-        </w:rPr>
-        <w:br/>
-        <w:t>[CHILD1 PID 18404] ReadFile(0x0000007C, "Hello World!</w:t>
-      </w:r>
-      <w:r>
-        <w:rPr>
-          <w:lang w:val="en-US"/>
-        </w:rPr>
-        <w:br/>
-        <w:t>", 13, &amp;bytesRead, NULL) = 13 bytes</w:t>
-      </w:r>
-      <w:r>
-        <w:rPr>
-          <w:lang w:val="en-US"/>
-        </w:rPr>
-        <w:br/>
-        <w:t>[CHILD1 PID 18404] WriteFile(0x00000078, "Hll Wrld!</w:t>
-      </w:r>
-      <w:r>
-        <w:rPr>
-          <w:lang w:val="en-US"/>
-        </w:rPr>
-        <w:br/>
-        <w:t>", 10, &amp;written, NULL) = TRUE</w:t>
-      </w:r>
-      <w:r>
-        <w:rPr>
-          <w:lang w:val="en-US"/>
-        </w:rPr>
-        <w:br/>
-        <w:t>[PARENT PID 12336] WriteFile(0x0000008C, "</w:t>
-      </w:r>
-      <w:r>
-        <w:t>Привет</w:t>
-      </w:r>
-      <w:r>
-        <w:rPr>
-          <w:lang w:val="en-US"/>
-        </w:rPr>
-        <w:t xml:space="preserve"> </w:t>
-      </w:r>
-      <w:r>
-        <w:t>мир</w:t>
-      </w:r>
-      <w:r>
-        <w:rPr>
-          <w:lang w:val="en-US"/>
-        </w:rPr>
-        <w:t>!</w:t>
-      </w:r>
-      <w:r>
-        <w:rPr>
-          <w:lang w:val="en-US"/>
-        </w:rPr>
-        <w:br/>
-        <w:t>", 21, &amp;written, NULL) = TRUE</w:t>
-      </w:r>
-      <w:r>
-        <w:rPr>
-          <w:lang w:val="en-US"/>
-        </w:rPr>
-        <w:br/>
-        <w:t>[CHILD2 PID 6196]  ReadFile(0x00000088, "</w:t>
-      </w:r>
-      <w:r>
-        <w:t>Привет</w:t>
-      </w:r>
-      <w:r>
-        <w:rPr>
-          <w:lang w:val="en-US"/>
-        </w:rPr>
-        <w:t xml:space="preserve"> </w:t>
-      </w:r>
-      <w:r>
-        <w:t>мир</w:t>
-      </w:r>
-      <w:r>
-        <w:rPr>
-          <w:lang w:val="en-US"/>
-        </w:rPr>
-        <w:t>!</w:t>
-      </w:r>
-      <w:r>
-        <w:rPr>
-          <w:lang w:val="en-US"/>
-        </w:rPr>
-        <w:br/>
-        <w:t>", 21, &amp;bytesRead, NULL) = 21 bytes</w:t>
-      </w:r>
-      <w:r>
-        <w:rPr>
-          <w:lang w:val="en-US"/>
-        </w:rPr>
-        <w:br/>
-        <w:t>[CHILD2 PID 6196]  WriteFile(0x00000084, "</w:t>
-      </w:r>
-      <w:r>
-        <w:t>Првт</w:t>
-      </w:r>
-      <w:r>
-        <w:rPr>
-          <w:lang w:val="en-US"/>
-        </w:rPr>
-        <w:t xml:space="preserve"> </w:t>
-      </w:r>
-      <w:r>
-        <w:t>мр</w:t>
-      </w:r>
-      <w:r>
-        <w:rPr>
-          <w:lang w:val="en-US"/>
-        </w:rPr>
-        <w:t>!</w:t>
-      </w:r>
-      <w:r>
-        <w:rPr>
-          <w:lang w:val="en-US"/>
-        </w:rPr>
-        <w:br/>
-        <w:t>", 15, &amp;written, NULL) = TRUE</w:t>
-      </w:r>
-      <w:r>
-        <w:rPr>
-          <w:lang w:val="en-US"/>
-        </w:rPr>
-        <w:br/>
-        <w:t>[PARENT PID 12336] WriteFile(0x00000080, "Operating Systems Lab 2</w:t>
-      </w:r>
-      <w:r>
-        <w:rPr>
-          <w:lang w:val="en-US"/>
-        </w:rPr>
-        <w:br/>
-        <w:t>", 24, &amp;written, NULL) = TRUE</w:t>
-      </w:r>
-      <w:r>
-        <w:rPr>
-          <w:lang w:val="en-US"/>
-        </w:rPr>
-        <w:br/>
-        <w:t>[CHILD1 PID 18404] ReadFile(0x0000007C, "Operating Systems Lab 2</w:t>
-      </w:r>
-      <w:r>
-        <w:rPr>
-          <w:lang w:val="en-US"/>
-        </w:rPr>
-        <w:br/>
-        <w:t>", 24, &amp;bytesRead, NULL) = 24 bytes</w:t>
-      </w:r>
-      <w:r>
-        <w:rPr>
-          <w:lang w:val="en-US"/>
-        </w:rPr>
-        <w:br/>
-        <w:t>[CHILD1 PID 18404] WriteFile(0x00000078, "prtng Sstms Lb 2</w:t>
-      </w:r>
-      <w:r>
-        <w:rPr>
-          <w:lang w:val="en-US"/>
-        </w:rPr>
-        <w:br/>
-        <w:t>", 17, &amp;written, NULL) = TRUE</w:t>
-      </w:r>
-      <w:r>
-        <w:rPr>
-          <w:lang w:val="en-US"/>
-        </w:rPr>
-        <w:br/>
-        <w:t>[PARENT PID 12336] WriteFile(0x0000008C, "</w:t>
-      </w:r>
-      <w:r>
-        <w:t>Вторая</w:t>
-      </w:r>
-      <w:r>
-        <w:rPr>
-          <w:lang w:val="en-US"/>
-        </w:rPr>
-        <w:t xml:space="preserve"> </w:t>
-      </w:r>
-      <w:r>
-        <w:t>лабораторная</w:t>
-      </w:r>
-      <w:r>
-        <w:rPr>
-          <w:lang w:val="en-US"/>
-        </w:rPr>
-        <w:t xml:space="preserve"> </w:t>
-      </w:r>
-      <w:r>
-        <w:t>работа</w:t>
-      </w:r>
-      <w:r>
-        <w:rPr>
-          <w:lang w:val="en-US"/>
-        </w:rPr>
-        <w:br/>
-        <w:t>", 50, &amp;written, NULL) = TRUE</w:t>
-      </w:r>
-      <w:r>
-        <w:rPr>
-          <w:lang w:val="en-US"/>
-        </w:rPr>
-        <w:br/>
-        <w:t>[CHILD2 PID 6196]  ReadFile(0x00000088, "</w:t>
-      </w:r>
-      <w:r>
-        <w:t>Вторая</w:t>
-      </w:r>
-      <w:r>
-        <w:rPr>
-          <w:lang w:val="en-US"/>
-        </w:rPr>
-        <w:t xml:space="preserve"> </w:t>
-      </w:r>
-      <w:r>
-        <w:t>лабораторная</w:t>
-      </w:r>
-      <w:r>
-        <w:rPr>
-          <w:lang w:val="en-US"/>
-        </w:rPr>
-        <w:t xml:space="preserve"> </w:t>
-      </w:r>
-      <w:r>
-        <w:t>работа</w:t>
-      </w:r>
-      <w:r>
-        <w:rPr>
-          <w:lang w:val="en-US"/>
-        </w:rPr>
-        <w:br/>
-        <w:t>", 50, &amp;bytesRead, NULL) = 50 bytes</w:t>
-      </w:r>
-      <w:r>
-        <w:rPr>
-          <w:lang w:val="en-US"/>
-        </w:rPr>
-        <w:br/>
-        <w:t>[CHILD2 PID 6196]  WriteFile(0x00000084, "</w:t>
-      </w:r>
-      <w:r>
-        <w:t>Втр</w:t>
-      </w:r>
-      <w:r>
-        <w:rPr>
-          <w:lang w:val="en-US"/>
-        </w:rPr>
-        <w:t xml:space="preserve"> </w:t>
-      </w:r>
-      <w:r>
-        <w:t>лбртрн</w:t>
-      </w:r>
-      <w:r>
-        <w:rPr>
-          <w:lang w:val="en-US"/>
-        </w:rPr>
-        <w:t xml:space="preserve"> </w:t>
-      </w:r>
-      <w:r>
-        <w:t>рбт</w:t>
-      </w:r>
-      <w:r>
-        <w:rPr>
-          <w:lang w:val="en-US"/>
-        </w:rPr>
-        <w:br/>
-        <w:t>", 30, &amp;written, NULL) = TRUE</w:t>
-      </w:r>
-      <w:r>
-        <w:rPr>
-          <w:lang w:val="en-US"/>
-        </w:rPr>
-        <w:br/>
-        <w:t>[PARENT PID 12336] CloseHandle(0x00000080) = TRUE (EOF child1)</w:t>
-      </w:r>
-      <w:r>
-        <w:rPr>
-          <w:lang w:val="en-US"/>
-        </w:rPr>
-        <w:br/>
-        <w:t>[PARENT PID 12336] CloseHandle(0x0000008C) = TRUE (EOF child2)</w:t>
-      </w:r>
-      <w:r>
-        <w:rPr>
-          <w:lang w:val="en-US"/>
-        </w:rPr>
-        <w:br/>
-        <w:t>[CHILD1 PID 18404] ReadFile(0x0000007C, ...) = 0 bytes (EOF detected)</w:t>
-      </w:r>
-      <w:r>
-        <w:rPr>
-          <w:lang w:val="en-US"/>
-        </w:rPr>
-        <w:br/>
-        <w:t>[CHILD1 PID 18404] WriteFile(0x10, "[CHILD | PID 18404 TID 4156] Finished processing</w:t>
-      </w:r>
-      <w:r>
-        <w:rPr>
-          <w:lang w:val="en-US"/>
-        </w:rPr>
-        <w:br/>
-        <w:t>", ...) = TRUE</w:t>
-      </w:r>
-      <w:r>
-        <w:rPr>
-          <w:lang w:val="en-US"/>
-        </w:rPr>
-        <w:br/>
-        <w:t>[CHILD1 PID 18404] ExitProcess(0)</w:t>
-      </w:r>
-      <w:r>
-        <w:rPr>
-          <w:lang w:val="en-US"/>
-        </w:rPr>
-        <w:br/>
-        <w:t>[CHILD2 PID 6196]  ReadFile(0x00000088, ...) = 0 bytes (EOF detected)</w:t>
-      </w:r>
-      <w:r>
-        <w:rPr>
-          <w:lang w:val="en-US"/>
-        </w:rPr>
-        <w:br/>
-        <w:t>[CHILD2 PID 6196]  WriteFile(0x10, "[CHILD | PID 6196 TID 18184] Finished processing</w:t>
-      </w:r>
-      <w:r>
-        <w:rPr>
-          <w:lang w:val="en-US"/>
-        </w:rPr>
-        <w:br/>
-        <w:t>", ...) = TRUE</w:t>
-      </w:r>
-      <w:r>
-        <w:rPr>
-          <w:lang w:val="en-US"/>
-        </w:rPr>
-        <w:br/>
-        <w:t>[CHILD2 PID 6196]  ExitProcess(0)</w:t>
-      </w:r>
-      <w:r>
-        <w:rPr>
-          <w:lang w:val="en-US"/>
-        </w:rPr>
-        <w:br/>
-        <w:t>[PARENT PID 12336] WaitForMultipleObjects(2, [0x00000074, 0x00000080], TRUE, INFINITE) = WAIT_OBJECT_0</w:t>
-      </w:r>
-      <w:r>
-        <w:rPr>
-          <w:lang w:val="en-US"/>
-        </w:rPr>
-        <w:br/>
-        <w:t>[PARENT PID 12336] CloseHandle(pi1.hThread); CloseHandle(pi1.hProcess);</w:t>
-      </w:r>
-      <w:r>
-        <w:rPr>
-          <w:lang w:val="en-US"/>
-        </w:rPr>
-        <w:br/>
-        <w:t>[PARENT PID 12336] CloseHandle(pi2.hThread); CloseHandle(pi2.hProcess);</w:t>
-      </w:r>
-      <w:r>
-        <w:rPr>
-          <w:lang w:val="en-US"/>
-        </w:rPr>
-        <w:br/>
-        <w:t xml:space="preserve">[PARENT PID 12336] WriteFile(0x10, "[PARENT | PID 12336 TID 10184] All child processes finished. </w:t>
-      </w:r>
-      <w:r>
-        <w:rPr>
-          <w:lang w:val="en-US"/>
-        </w:rPr>
-        <w:t>Exiting</w:t>
-      </w:r>
-      <w:r>
-        <w:rPr>
-          <w:lang w:val="en-US"/>
-        </w:rPr>
-        <w:br/>
-        <w:t xml:space="preserve">", ...) </w:t>
-      </w:r>
-      <w:r>
-        <w:t>= TRUE</w:t>
-      </w:r>
-      <w:r>
-        <w:br/>
-        <w:t>[PARENT PID 12336] ExitProcess(0)</w:t>
+        <w:t>Time of Day     | Process    | PID   | Operation        | Path                       | Result   | Detail</w:t>
+        <w:br/>
+        <w:t>-----------------------------------------------------------------------------------------------------------------------------</w:t>
+        <w:br/>
+        <w:t>23:54:39,9428649 | parent.exe | 9944  | Process Start    |                            | SUCCESS  | Parent PID: 2056, Command line: "C:\os_lab\lab2\parent.ex...</w:t>
+        <w:br/>
+        <w:t>23:54:39,9428908 | parent.exe | 9944  | Thread Create    |                            | SUCCESS  | Thread ID: 12604</w:t>
+        <w:br/>
+        <w:t>23:54:39,9697007 | parent.exe | 9944  | CreateFile       | C:\os_lab\lab2             | SUCCESS  | Desired Access: Execute/Traverse, Synchronize, Dispositio...</w:t>
+        <w:br/>
+        <w:t>23:54:39,9751652 | parent.exe | 9944  | Thread Create    |                            | SUCCESS  | Thread ID: 2276</w:t>
+        <w:br/>
+        <w:t>23:54:40,1776135 | parent.exe | 9944  | CreateFile       | C:\os_lab\lab2\п»їп»їout1.txt | SUCCESS  | Desired Access: Generic Write, Read Attributes, Dispositi...</w:t>
+        <w:br/>
+        <w:t>23:54:40,1787079 | parent.exe | 9944  | CreateFile       | C:\os_lab\lab2\child1.exe  | SUCCESS  | Desired Access: Read Attributes, Disposition: Open, Optio...</w:t>
+        <w:br/>
+        <w:t xml:space="preserve">23:54:40,1787634 | parent.exe | 9944  | CloseFile        | C:\os_lab\lab2\child1.exe  | SUCCESS  | </w:t>
+        <w:br/>
+        <w:t>23:54:40,1791159 | parent.exe | 9944  | CreateFile       | C:\os_lab\lab2\child1.exe  | SUCCESS  | Desired Access: Read Attributes, Disposition: Open, Optio...</w:t>
+        <w:br/>
+        <w:t xml:space="preserve">23:54:40,1791529 | parent.exe | 9944  | CloseFile        | C:\os_lab\lab2\child1.exe  | SUCCESS  | </w:t>
+        <w:br/>
+        <w:t>23:54:40,1801969 | parent.exe | 9944  | CreateFile       | C:\os_lab\lab2\child1.exe  | SUCCESS  | Desired Access: Read Data/List Directory, Execute/Travers...</w:t>
+        <w:br/>
+        <w:t>23:54:40,1848187 | parent.exe | 9944  | Process Create   | C:\os_lab\lab2\child1.exe  | SUCCESS  | PID: 18016, Command line: child1.exe</w:t>
+        <w:br/>
+        <w:t>23:54:40,1848263 | child1.exe | 18016 | Process Start    |                            | SUCCESS  | Parent PID: 9944, Command line: child1.exe, Current direc...</w:t>
+        <w:br/>
+        <w:t>23:54:40,1848433 | child1.exe | 18016 | Thread Create    |                            | SUCCESS  | Thread ID: 11980</w:t>
+        <w:br/>
+        <w:t xml:space="preserve">23:54:40,1984259 | parent.exe | 9944  | CloseFile        | C:\os_lab\lab2\child1.exe  | SUCCESS  | </w:t>
+        <w:br/>
+        <w:t>23:54:40,1986022 | parent.exe | 9944  | CreateFile       | C:\os_lab\lab2\out2.txt    | SUCCESS  | Desired Access: Generic Write, Read Attributes, Dispositi...</w:t>
+        <w:br/>
+        <w:t>23:54:40,2001749 | parent.exe | 9944  | CreateFile       | C:\os_lab\lab2\child2.exe  | SUCCESS  | Desired Access: Read Attributes, Disposition: Open, Optio...</w:t>
+        <w:br/>
+        <w:t xml:space="preserve">23:54:40,2002717 | parent.exe | 9944  | CloseFile        | C:\os_lab\lab2\child2.exe  | SUCCESS  | </w:t>
+        <w:br/>
+        <w:t>23:54:40,2010340 | parent.exe | 9944  | CreateFile       | C:\os_lab\lab2\child2.exe  | SUCCESS  | Desired Access: Read Attributes, Disposition: Open, Optio...</w:t>
+        <w:br/>
+        <w:t xml:space="preserve">23:54:40,2011161 | parent.exe | 9944  | CloseFile        | C:\os_lab\lab2\child2.exe  | SUCCESS  | </w:t>
+        <w:br/>
+        <w:t>23:54:40,2016930 | parent.exe | 9944  | CreateFile       | C:\os_lab\lab2\child2.exe  | SUCCESS  | Desired Access: Read Data/List Directory, Execute/Travers...</w:t>
+        <w:br/>
+        <w:t>23:54:40,2067617 | parent.exe | 9944  | Process Create   | C:\os_lab\lab2\child2.exe  | SUCCESS  | PID: 18272, Command line: child2.exe</w:t>
+        <w:br/>
+        <w:t>23:54:40,2088848 | child1.exe | 18016 | CreateFile       | C:\os_lab\lab2             | SUCCESS  | Desired Access: Execute/Traverse, Synchronize, Dispositio...</w:t>
+        <w:br/>
+        <w:t>23:54:40,2130719 | child1.exe | 18016 | Thread Create    |                            | SUCCESS  | Thread ID: 7072</w:t>
+        <w:br/>
+        <w:t xml:space="preserve">23:54:40,2181082 | parent.exe | 9944  | CloseFile        | C:\os_lab\lab2\child2.exe  | SUCCESS  | </w:t>
+        <w:br/>
+        <w:t>23:54:40,2182628 | child1.exe | 18016 | WriteFile        | C:\os_lab\lab2\п»їп»їout1.txt | SUCCESS  | Offset: 0, Length: 10, Priority: Normal</w:t>
+        <w:br/>
+        <w:t>23:54:40,2184546 | child1.exe | 18016 | WriteFile        | C:\os_lab\lab2\п»їп»їout1.txt | SUCCESS  | Offset: 10, Length: 17, Priority: Normal</w:t>
+        <w:br/>
+        <w:t>23:54:40,2210954 | child1.exe | 18016 | Thread Exit      |                            | SUCCESS  | Thread ID: 7072, User Time: 0.0000000, Kernel Time: 0.000...</w:t>
+        <w:br/>
+        <w:t>23:54:40,2211567 | child1.exe | 18016 | Thread Exit      |                            | SUCCESS  | Thread ID: 11980, User Time: 0.0156250, Kernel Time: 0.00...</w:t>
+        <w:br/>
+        <w:t>23:54:40,2220079 | child1.exe | 18016 | Process Exit     |                            | SUCCESS  | Exit Status: 0, User Time: 0.0156250 seconds, Kernel Time...</w:t>
+        <w:br/>
+        <w:t xml:space="preserve">23:54:40,2222097 | child1.exe | 18016 | CloseFile        | C:\os_lab\lab2             | SUCCESS  | </w:t>
+        <w:br/>
+        <w:t xml:space="preserve">23:54:40,2224045 | child1.exe | 18016 | CloseFile        | C:\os_lab\lab2\п»їп»їout1.txt | SUCCESS  | </w:t>
+        <w:br/>
+        <w:t>23:54:40,2425211 | parent.exe | 9944  | Thread Exit      |                            | SUCCESS  | Thread ID: 2276, User Time: 0.0000000, Kernel Time: 0.000...</w:t>
+        <w:br/>
+        <w:t>23:54:40,2427118 | parent.exe | 9944  | Thread Exit      |                            | SUCCESS  | Thread ID: 12604, User Time: 0.0000000, Kernel Time: 0.03...</w:t>
+        <w:br/>
+        <w:t>23:54:40,2430720 | parent.exe | 9944  | Process Exit     |                            | SUCCESS  | Exit Status: 0, User Time: 0.0000000 seconds, Kernel Time...</w:t>
+        <w:br/>
+        <w:t xml:space="preserve">23:54:40,2432931 | parent.exe | 9944  | CloseFile        | C:\os_lab\lab2             | SUCCESS  | </w:t>
       </w:r>
     </w:p>
-    <w:p/>
     <w:sectPr>
       <w:footerReference w:type="default" r:id="rId7"/>
       <w:footerReference w:type="first" r:id="rId8"/>
